--- a/howTo26/artwork/flyer/How2$ show flyer Hershey's Mills.docx
+++ b/howTo26/artwork/flyer/How2$ show flyer Hershey's Mills.docx
@@ -45,7 +45,7 @@
           <w:sz w:val="36"/>
           <w:szCs w:val="36"/>
         </w:rPr>
-        <w:t>Hershey’s Mills</w:t>
+        <w:t>Hershey’s Mill</w:t>
       </w:r>
       <w:r>
         <w:rPr>
